--- a/pr-preview/pr-231/limit-theorems.docx
+++ b/pr-preview/pr-231/limit-theorems.docx
@@ -15,7 +15,7 @@
         <w:pStyle w:val="Date"/>
       </w:pPr>
       <w:r>
-        <w:t xml:space="preserve">Last modified: 2026-10-20 11:40:43 (PDT)</w:t>
+        <w:t xml:space="preserve">Last modified: 2026-10-20 12:26:17 (PDT)</w:t>
       </w:r>
     </w:p>
     <w:bookmarkStart w:id="38" w:name="sec-clt"/>
@@ -1932,36 +1932,36 @@
                     </m:rPr>
                     <m:t>E</m:t>
                   </m:r>
+                  <m:r>
+                    <m:t>​</m:t>
+                  </m:r>
+                  <m:d>
+                    <m:dPr>
+                      <m:begChr m:val="["/>
+                      <m:sepChr m:val=""/>
+                      <m:endChr m:val="]"/>
+                      <m:grow/>
+                    </m:dPr>
+                    <m:e>
+                      <m:sSub>
+                        <m:e>
+                          <m:r>
+                            <m:t>X</m:t>
+                          </m:r>
+                        </m:e>
+                        <m:sub>
+                          <m:r>
+                            <m:t>i</m:t>
+                          </m:r>
+                        </m:sub>
+                      </m:sSub>
+                    </m:e>
+                  </m:d>
+                  <m:r>
+                    <m:t>​</m:t>
+                  </m:r>
                 </m:e>
               </m:nary>
-              <m:r>
-                <m:t>​</m:t>
-              </m:r>
-              <m:d>
-                <m:dPr>
-                  <m:begChr m:val="["/>
-                  <m:sepChr m:val=""/>
-                  <m:endChr m:val="]"/>
-                  <m:grow/>
-                </m:dPr>
-                <m:e>
-                  <m:sSub>
-                    <m:e>
-                      <m:r>
-                        <m:t>X</m:t>
-                      </m:r>
-                    </m:e>
-                    <m:sub>
-                      <m:r>
-                        <m:t>i</m:t>
-                      </m:r>
-                    </m:sub>
-                  </m:sSub>
-                </m:e>
-              </m:d>
-              <m:r>
-                <m:t>​</m:t>
-              </m:r>
               <m:r>
                 <m:t>&amp;</m:t>
               </m:r>
@@ -2580,56 +2580,56 @@
                         </m:rPr>
                         <m:t>Cov</m:t>
                       </m:r>
+                      <m:r>
+                        <m:t>​</m:t>
+                      </m:r>
+                      <m:d>
+                        <m:dPr>
+                          <m:begChr m:val="("/>
+                          <m:sepChr m:val=""/>
+                          <m:endChr m:val=")"/>
+                          <m:grow/>
+                        </m:dPr>
+                        <m:e>
+                          <m:sSub>
+                            <m:e>
+                              <m:r>
+                                <m:t>X</m:t>
+                              </m:r>
+                            </m:e>
+                            <m:sub>
+                              <m:r>
+                                <m:t>i</m:t>
+                              </m:r>
+                            </m:sub>
+                          </m:sSub>
+                          <m:r>
+                            <m:rPr>
+                              <m:sty m:val="p"/>
+                            </m:rPr>
+                            <m:t>,</m:t>
+                          </m:r>
+                          <m:sSub>
+                            <m:e>
+                              <m:r>
+                                <m:t>X</m:t>
+                              </m:r>
+                            </m:e>
+                            <m:sub>
+                              <m:r>
+                                <m:t>j</m:t>
+                              </m:r>
+                            </m:sub>
+                          </m:sSub>
+                        </m:e>
+                      </m:d>
+                      <m:r>
+                        <m:t>​</m:t>
+                      </m:r>
                     </m:e>
                   </m:nary>
                 </m:e>
               </m:nary>
-              <m:r>
-                <m:t>​</m:t>
-              </m:r>
-              <m:d>
-                <m:dPr>
-                  <m:begChr m:val="("/>
-                  <m:sepChr m:val=""/>
-                  <m:endChr m:val=")"/>
-                  <m:grow/>
-                </m:dPr>
-                <m:e>
-                  <m:sSub>
-                    <m:e>
-                      <m:r>
-                        <m:t>X</m:t>
-                      </m:r>
-                    </m:e>
-                    <m:sub>
-                      <m:r>
-                        <m:t>i</m:t>
-                      </m:r>
-                    </m:sub>
-                  </m:sSub>
-                  <m:r>
-                    <m:rPr>
-                      <m:sty m:val="p"/>
-                    </m:rPr>
-                    <m:t>,</m:t>
-                  </m:r>
-                  <m:sSub>
-                    <m:e>
-                      <m:r>
-                        <m:t>X</m:t>
-                      </m:r>
-                    </m:e>
-                    <m:sub>
-                      <m:r>
-                        <m:t>j</m:t>
-                      </m:r>
-                    </m:sub>
-                  </m:sSub>
-                </m:e>
-              </m:d>
-              <m:r>
-                <m:t>​</m:t>
-              </m:r>
               <m:r>
                 <m:t>&amp;</m:t>
               </m:r>
@@ -2715,54 +2715,54 @@
                     </m:rPr>
                     <m:t>Cov</m:t>
                   </m:r>
+                  <m:r>
+                    <m:t>​</m:t>
+                  </m:r>
+                  <m:d>
+                    <m:dPr>
+                      <m:begChr m:val="("/>
+                      <m:sepChr m:val=""/>
+                      <m:endChr m:val=")"/>
+                      <m:grow/>
+                    </m:dPr>
+                    <m:e>
+                      <m:sSub>
+                        <m:e>
+                          <m:r>
+                            <m:t>X</m:t>
+                          </m:r>
+                        </m:e>
+                        <m:sub>
+                          <m:r>
+                            <m:t>i</m:t>
+                          </m:r>
+                        </m:sub>
+                      </m:sSub>
+                      <m:r>
+                        <m:rPr>
+                          <m:sty m:val="p"/>
+                        </m:rPr>
+                        <m:t>,</m:t>
+                      </m:r>
+                      <m:sSub>
+                        <m:e>
+                          <m:r>
+                            <m:t>X</m:t>
+                          </m:r>
+                        </m:e>
+                        <m:sub>
+                          <m:r>
+                            <m:t>i</m:t>
+                          </m:r>
+                        </m:sub>
+                      </m:sSub>
+                    </m:e>
+                  </m:d>
+                  <m:r>
+                    <m:t>​</m:t>
+                  </m:r>
                 </m:e>
               </m:nary>
-              <m:r>
-                <m:t>​</m:t>
-              </m:r>
-              <m:d>
-                <m:dPr>
-                  <m:begChr m:val="("/>
-                  <m:sepChr m:val=""/>
-                  <m:endChr m:val=")"/>
-                  <m:grow/>
-                </m:dPr>
-                <m:e>
-                  <m:sSub>
-                    <m:e>
-                      <m:r>
-                        <m:t>X</m:t>
-                      </m:r>
-                    </m:e>
-                    <m:sub>
-                      <m:r>
-                        <m:t>i</m:t>
-                      </m:r>
-                    </m:sub>
-                  </m:sSub>
-                  <m:r>
-                    <m:rPr>
-                      <m:sty m:val="p"/>
-                    </m:rPr>
-                    <m:t>,</m:t>
-                  </m:r>
-                  <m:sSub>
-                    <m:e>
-                      <m:r>
-                        <m:t>X</m:t>
-                      </m:r>
-                    </m:e>
-                    <m:sub>
-                      <m:r>
-                        <m:t>i</m:t>
-                      </m:r>
-                    </m:sub>
-                  </m:sSub>
-                </m:e>
-              </m:d>
-              <m:r>
-                <m:t>​</m:t>
-              </m:r>
               <m:r>
                 <m:rPr>
                   <m:sty m:val="p"/>
@@ -2845,54 +2845,54 @@
                     </m:rPr>
                     <m:t>Cov</m:t>
                   </m:r>
+                  <m:r>
+                    <m:t>​</m:t>
+                  </m:r>
+                  <m:d>
+                    <m:dPr>
+                      <m:begChr m:val="("/>
+                      <m:sepChr m:val=""/>
+                      <m:endChr m:val=")"/>
+                      <m:grow/>
+                    </m:dPr>
+                    <m:e>
+                      <m:sSub>
+                        <m:e>
+                          <m:r>
+                            <m:t>X</m:t>
+                          </m:r>
+                        </m:e>
+                        <m:sub>
+                          <m:r>
+                            <m:t>i</m:t>
+                          </m:r>
+                        </m:sub>
+                      </m:sSub>
+                      <m:r>
+                        <m:rPr>
+                          <m:sty m:val="p"/>
+                        </m:rPr>
+                        <m:t>,</m:t>
+                      </m:r>
+                      <m:sSub>
+                        <m:e>
+                          <m:r>
+                            <m:t>X</m:t>
+                          </m:r>
+                        </m:e>
+                        <m:sub>
+                          <m:r>
+                            <m:t>j</m:t>
+                          </m:r>
+                        </m:sub>
+                      </m:sSub>
+                    </m:e>
+                  </m:d>
+                  <m:r>
+                    <m:t>​</m:t>
+                  </m:r>
                 </m:e>
               </m:nary>
-              <m:r>
-                <m:t>​</m:t>
-              </m:r>
-              <m:d>
-                <m:dPr>
-                  <m:begChr m:val="("/>
-                  <m:sepChr m:val=""/>
-                  <m:endChr m:val=")"/>
-                  <m:grow/>
-                </m:dPr>
-                <m:e>
-                  <m:sSub>
-                    <m:e>
-                      <m:r>
-                        <m:t>X</m:t>
-                      </m:r>
-                    </m:e>
-                    <m:sub>
-                      <m:r>
-                        <m:t>i</m:t>
-                      </m:r>
-                    </m:sub>
-                  </m:sSub>
-                  <m:r>
-                    <m:rPr>
-                      <m:sty m:val="p"/>
-                    </m:rPr>
-                    <m:t>,</m:t>
-                  </m:r>
-                  <m:sSub>
-                    <m:e>
-                      <m:r>
-                        <m:t>X</m:t>
-                      </m:r>
-                    </m:e>
-                    <m:sub>
-                      <m:r>
-                        <m:t>j</m:t>
-                      </m:r>
-                    </m:sub>
-                  </m:sSub>
-                </m:e>
-              </m:d>
-              <m:r>
-                <m:t>​</m:t>
-              </m:r>
               <m:r>
                 <m:t>&amp;</m:t>
               </m:r>
@@ -2969,36 +2969,36 @@
                     </m:rPr>
                     <m:t>Var</m:t>
                   </m:r>
+                  <m:r>
+                    <m:t>​</m:t>
+                  </m:r>
+                  <m:d>
+                    <m:dPr>
+                      <m:begChr m:val="("/>
+                      <m:sepChr m:val=""/>
+                      <m:endChr m:val=")"/>
+                      <m:grow/>
+                    </m:dPr>
+                    <m:e>
+                      <m:sSub>
+                        <m:e>
+                          <m:r>
+                            <m:t>X</m:t>
+                          </m:r>
+                        </m:e>
+                        <m:sub>
+                          <m:r>
+                            <m:t>i</m:t>
+                          </m:r>
+                        </m:sub>
+                      </m:sSub>
+                    </m:e>
+                  </m:d>
+                  <m:r>
+                    <m:t>​</m:t>
+                  </m:r>
                 </m:e>
               </m:nary>
-              <m:r>
-                <m:t>​</m:t>
-              </m:r>
-              <m:d>
-                <m:dPr>
-                  <m:begChr m:val="("/>
-                  <m:sepChr m:val=""/>
-                  <m:endChr m:val=")"/>
-                  <m:grow/>
-                </m:dPr>
-                <m:e>
-                  <m:sSub>
-                    <m:e>
-                      <m:r>
-                        <m:t>X</m:t>
-                      </m:r>
-                    </m:e>
-                    <m:sub>
-                      <m:r>
-                        <m:t>i</m:t>
-                      </m:r>
-                    </m:sub>
-                  </m:sSub>
-                </m:e>
-              </m:d>
-              <m:r>
-                <m:t>​</m:t>
-              </m:r>
               <m:r>
                 <m:rPr>
                   <m:sty m:val="p"/>
@@ -18956,69 +18956,69 @@
                     </m:rPr>
                     <m:t>E</m:t>
                   </m:r>
+                  <m:r>
+                    <m:t>​</m:t>
+                  </m:r>
+                  <m:d>
+                    <m:dPr>
+                      <m:begChr m:val="["/>
+                      <m:sepChr m:val=""/>
+                      <m:endChr m:val="]"/>
+                      <m:grow/>
+                    </m:dPr>
+                    <m:e>
+                      <m:sSup>
+                        <m:e>
+                          <m:r>
+                            <m:t>e</m:t>
+                          </m:r>
+                        </m:e>
+                        <m:sup>
+                          <m:r>
+                            <m:t>s</m:t>
+                          </m:r>
+                          <m:r>
+                            <m:rPr>
+                              <m:sty m:val="p"/>
+                            </m:rPr>
+                            <m:t>(</m:t>
+                          </m:r>
+                          <m:sSub>
+                            <m:e>
+                              <m:r>
+                                <m:t>X</m:t>
+                              </m:r>
+                            </m:e>
+                            <m:sub>
+                              <m:r>
+                                <m:t>i</m:t>
+                              </m:r>
+                            </m:sub>
+                          </m:sSub>
+                          <m:r>
+                            <m:rPr>
+                              <m:sty m:val="p"/>
+                            </m:rPr>
+                            <m:t>−</m:t>
+                          </m:r>
+                          <m:r>
+                            <m:t>μ</m:t>
+                          </m:r>
+                          <m:r>
+                            <m:rPr>
+                              <m:sty m:val="p"/>
+                            </m:rPr>
+                            <m:t>)</m:t>
+                          </m:r>
+                        </m:sup>
+                      </m:sSup>
+                    </m:e>
+                  </m:d>
+                  <m:r>
+                    <m:t>​</m:t>
+                  </m:r>
                 </m:e>
               </m:nary>
-              <m:r>
-                <m:t>​</m:t>
-              </m:r>
-              <m:d>
-                <m:dPr>
-                  <m:begChr m:val="["/>
-                  <m:sepChr m:val=""/>
-                  <m:endChr m:val="]"/>
-                  <m:grow/>
-                </m:dPr>
-                <m:e>
-                  <m:sSup>
-                    <m:e>
-                      <m:r>
-                        <m:t>e</m:t>
-                      </m:r>
-                    </m:e>
-                    <m:sup>
-                      <m:r>
-                        <m:t>s</m:t>
-                      </m:r>
-                      <m:r>
-                        <m:rPr>
-                          <m:sty m:val="p"/>
-                        </m:rPr>
-                        <m:t>(</m:t>
-                      </m:r>
-                      <m:sSub>
-                        <m:e>
-                          <m:r>
-                            <m:t>X</m:t>
-                          </m:r>
-                        </m:e>
-                        <m:sub>
-                          <m:r>
-                            <m:t>i</m:t>
-                          </m:r>
-                        </m:sub>
-                      </m:sSub>
-                      <m:r>
-                        <m:rPr>
-                          <m:sty m:val="p"/>
-                        </m:rPr>
-                        <m:t>−</m:t>
-                      </m:r>
-                      <m:r>
-                        <m:t>μ</m:t>
-                      </m:r>
-                      <m:r>
-                        <m:rPr>
-                          <m:sty m:val="p"/>
-                        </m:rPr>
-                        <m:t>)</m:t>
-                      </m:r>
-                    </m:sup>
-                  </m:sSup>
-                </m:e>
-              </m:d>
-              <m:r>
-                <m:t>​</m:t>
-              </m:r>
               <m:r>
                 <m:t>&amp;</m:t>
               </m:r>
